--- a/production/worksheets/03-ch3-drop-it-student.docx
+++ b/production/worksheets/03-ch3-drop-it-student.docx
@@ -24,7 +24,7 @@
           <w:b w:val="0"/>
           <w:i/>
           <w:color w:val="444444"/>
-          <w:sz w:val="22"/>
+          <w:sz w:val="24"/>
         </w:rPr>
         <w:t>Chapter 3 · Use with Lesson 4 (Day 2)</w:t>
       </w:r>
@@ -95,7 +95,7 @@
           <w:b w:val="0"/>
           <w:i w:val="0"/>
           <w:color w:val="444444"/>
-          <w:sz w:val="22"/>
+          <w:sz w:val="24"/>
         </w:rPr>
         <w:t>At which height will the ball make the biggest crater? Why?</w:t>
       </w:r>
@@ -202,7 +202,7 @@
           <w:b w:val="0"/>
           <w:i w:val="0"/>
           <w:color w:val="444444"/>
-          <w:sz w:val="22"/>
+          <w:sz w:val="24"/>
         </w:rPr>
         <w:t>Run 3 trials at each height. Measure crater width in cm. Then find the average.</w:t>
       </w:r>
@@ -233,7 +233,7 @@
               <w:rPr>
                 <w:b/>
                 <w:color w:val="1F3A5F"/>
-                <w:sz w:val="20"/>
+                <w:sz w:val="24"/>
               </w:rPr>
               <w:t>Drop Height</w:t>
             </w:r>
@@ -250,7 +250,7 @@
               <w:rPr>
                 <w:b/>
                 <w:color w:val="1F3A5F"/>
-                <w:sz w:val="20"/>
+                <w:sz w:val="24"/>
               </w:rPr>
               <w:t>Trial 1 (cm)</w:t>
             </w:r>
@@ -267,7 +267,7 @@
               <w:rPr>
                 <w:b/>
                 <w:color w:val="1F3A5F"/>
-                <w:sz w:val="20"/>
+                <w:sz w:val="24"/>
               </w:rPr>
               <w:t>Trial 2 (cm)</w:t>
             </w:r>
@@ -284,7 +284,7 @@
               <w:rPr>
                 <w:b/>
                 <w:color w:val="1F3A5F"/>
-                <w:sz w:val="20"/>
+                <w:sz w:val="24"/>
               </w:rPr>
               <w:t>Trial 3 (cm)</w:t>
             </w:r>
@@ -301,7 +301,7 @@
               <w:rPr>
                 <w:b/>
                 <w:color w:val="1F3A5F"/>
-                <w:sz w:val="20"/>
+                <w:sz w:val="24"/>
               </w:rPr>
               <w:t>Average Crater Width (cm)</w:t>
             </w:r>
@@ -475,7 +475,7 @@
           <w:b w:val="0"/>
           <w:i w:val="0"/>
           <w:color w:val="444444"/>
-          <w:sz w:val="22"/>
+          <w:sz w:val="24"/>
         </w:rPr>
         <w:t>Which height caused the greatest observable change? (Also note the crater depth: shallow / medium / deep.)</w:t>
       </w:r>
@@ -518,7 +518,7 @@
           <w:b w:val="0"/>
           <w:i w:val="0"/>
           <w:color w:val="444444"/>
-          <w:sz w:val="22"/>
+          <w:sz w:val="24"/>
         </w:rPr>
         <w:t>How does this evidence connect to energy of motion? (Remember: you measured the crater, not speed or energy.)</w:t>
       </w:r>
